--- a/04-Development-and-Quality-Assurance/Poster/Sections/05 Goals.docx
+++ b/04-Development-and-Quality-Assurance/Poster/Sections/05 Goals.docx
@@ -213,6 +213,381 @@
         </w:rPr>
         <w:t>(as per STLC methodology)</w:t>
       </w:r>
+    </w:p>
+    <w:p>
+      <w:pPr>
+        <w:rPr>
+          <w:lang w:val="en-NZ"/>
+        </w:rPr>
+      </w:pPr>
+    </w:p>
+    <w:p>
+      <w:pPr>
+        <w:rPr>
+          <w:lang w:val="en-NZ"/>
+        </w:rPr>
+      </w:pPr>
+      <w:r>
+        <w:rPr>
+          <w:lang w:val="en-NZ"/>
+        </w:rPr>
+        <w:t>Summarised version:</w:t>
+      </w:r>
+    </w:p>
+    <w:p>
+      <w:pPr>
+        <w:rPr>
+          <w:lang w:val="en-NZ"/>
+        </w:rPr>
+      </w:pPr>
+      <w:r>
+        <w:rPr>
+          <w:b/>
+          <w:bCs/>
+          <w:lang w:val="en-NZ"/>
+        </w:rPr>
+        <w:t>Compare</w:t>
+      </w:r>
+      <w:r>
+        <w:rPr>
+          <w:b/>
+          <w:bCs/>
+          <w:lang w:val="en-NZ"/>
+        </w:rPr>
+        <w:t xml:space="preserve"> </w:t>
+      </w:r>
+      <w:r>
+        <w:rPr>
+          <w:b/>
+          <w:bCs/>
+          <w:lang w:val="en-NZ"/>
+        </w:rPr>
+        <w:t>IPv4</w:t>
+      </w:r>
+      <w:r>
+        <w:rPr>
+          <w:b/>
+          <w:bCs/>
+          <w:lang w:val="en-NZ"/>
+        </w:rPr>
+        <w:t>/</w:t>
+      </w:r>
+      <w:r>
+        <w:rPr>
+          <w:b/>
+          <w:bCs/>
+          <w:lang w:val="en-NZ"/>
+        </w:rPr>
+        <w:t xml:space="preserve">IPv6 </w:t>
+      </w:r>
+      <w:r>
+        <w:rPr>
+          <w:b/>
+          <w:bCs/>
+          <w:lang w:val="en-NZ"/>
+        </w:rPr>
+        <w:t>performance</w:t>
+      </w:r>
+      <w:r>
+        <w:rPr>
+          <w:b/>
+          <w:bCs/>
+          <w:lang w:val="en-NZ"/>
+        </w:rPr>
+        <w:t>:</w:t>
+      </w:r>
+      <w:r>
+        <w:rPr>
+          <w:lang w:val="en-NZ"/>
+        </w:rPr>
+        <w:t xml:space="preserve"> </w:t>
+      </w:r>
+      <w:r>
+        <w:rPr>
+          <w:lang w:val="en-NZ"/>
+        </w:rPr>
+        <w:t>A</w:t>
+      </w:r>
+      <w:r>
+        <w:rPr>
+          <w:lang w:val="en-NZ"/>
+        </w:rPr>
+        <w:t>chieved using TCP/UDP to find key differences</w:t>
+      </w:r>
+      <w:r>
+        <w:rPr>
+          <w:lang w:val="en-NZ"/>
+        </w:rPr>
+        <w:t xml:space="preserve"> and support the </w:t>
+      </w:r>
+      <w:r>
+        <w:rPr>
+          <w:lang w:val="en-NZ"/>
+        </w:rPr>
+        <w:t xml:space="preserve">future </w:t>
+      </w:r>
+      <w:r>
+        <w:rPr>
+          <w:lang w:val="en-NZ"/>
+        </w:rPr>
+        <w:t>transition to IPv6.</w:t>
+      </w:r>
+    </w:p>
+    <w:p>
+      <w:pPr>
+        <w:rPr>
+          <w:lang w:val="en-NZ"/>
+        </w:rPr>
+      </w:pPr>
+      <w:r>
+        <w:rPr>
+          <w:b/>
+          <w:bCs/>
+          <w:lang w:val="en-NZ"/>
+        </w:rPr>
+        <w:t xml:space="preserve">Provide </w:t>
+      </w:r>
+      <w:r>
+        <w:rPr>
+          <w:b/>
+          <w:bCs/>
+          <w:lang w:val="en-NZ"/>
+        </w:rPr>
+        <w:t>Results</w:t>
+      </w:r>
+      <w:r>
+        <w:rPr>
+          <w:b/>
+          <w:bCs/>
+          <w:lang w:val="en-NZ"/>
+        </w:rPr>
+        <w:t>:</w:t>
+      </w:r>
+      <w:r>
+        <w:rPr>
+          <w:lang w:val="en-NZ"/>
+        </w:rPr>
+        <w:t xml:space="preserve">  </w:t>
+      </w:r>
+      <w:r>
+        <w:rPr>
+          <w:lang w:val="en-NZ"/>
+        </w:rPr>
+        <w:t>Supports</w:t>
+      </w:r>
+      <w:r>
+        <w:rPr>
+          <w:lang w:val="en-NZ"/>
+        </w:rPr>
+        <w:t xml:space="preserve"> </w:t>
+      </w:r>
+      <w:r>
+        <w:rPr>
+          <w:lang w:val="en-NZ"/>
+        </w:rPr>
+        <w:t>Dr</w:t>
+      </w:r>
+      <w:r>
+        <w:rPr>
+          <w:lang w:val="en-NZ"/>
+        </w:rPr>
+        <w:t>.</w:t>
+      </w:r>
+      <w:r>
+        <w:rPr>
+          <w:lang w:val="en-NZ"/>
+        </w:rPr>
+        <w:t xml:space="preserve"> Lutui</w:t>
+      </w:r>
+      <w:r>
+        <w:rPr>
+          <w:lang w:val="en-NZ"/>
+        </w:rPr>
+        <w:t xml:space="preserve"> </w:t>
+      </w:r>
+      <w:r>
+        <w:rPr>
+          <w:lang w:val="en-NZ"/>
+        </w:rPr>
+        <w:t>in</w:t>
+      </w:r>
+      <w:r>
+        <w:rPr>
+          <w:lang w:val="en-NZ"/>
+        </w:rPr>
+        <w:t xml:space="preserve"> analysing trends for future networking </w:t>
+      </w:r>
+      <w:r>
+        <w:rPr>
+          <w:lang w:val="en-NZ"/>
+        </w:rPr>
+        <w:t>development.</w:t>
+      </w:r>
+    </w:p>
+    <w:p>
+      <w:pPr>
+        <w:rPr>
+          <w:lang w:val="en-NZ"/>
+        </w:rPr>
+      </w:pPr>
+      <w:r>
+        <w:rPr>
+          <w:b/>
+          <w:bCs/>
+          <w:lang w:val="en-NZ"/>
+        </w:rPr>
+        <w:t>Upskilling:</w:t>
+      </w:r>
+      <w:r>
+        <w:rPr>
+          <w:lang w:val="en-NZ"/>
+        </w:rPr>
+        <w:t xml:space="preserve"> </w:t>
+      </w:r>
+      <w:r>
+        <w:rPr>
+          <w:lang w:val="en-NZ"/>
+        </w:rPr>
+        <w:t>Strengthen</w:t>
+      </w:r>
+      <w:r>
+        <w:rPr>
+          <w:lang w:val="en-NZ"/>
+        </w:rPr>
+        <w:t>ed</w:t>
+      </w:r>
+      <w:r>
+        <w:rPr>
+          <w:lang w:val="en-NZ"/>
+        </w:rPr>
+        <w:t xml:space="preserve"> Linux and Networking knowledge</w:t>
+      </w:r>
+      <w:r>
+        <w:rPr>
+          <w:lang w:val="en-NZ"/>
+        </w:rPr>
+        <w:t>.</w:t>
+      </w:r>
+    </w:p>
+    <w:p>
+      <w:pPr>
+        <w:rPr>
+          <w:lang w:val="en-NZ"/>
+        </w:rPr>
+      </w:pPr>
+      <w:r>
+        <w:rPr>
+          <w:b/>
+          <w:bCs/>
+          <w:lang w:val="en-NZ"/>
+        </w:rPr>
+        <w:t>Communication:</w:t>
+      </w:r>
+      <w:r>
+        <w:rPr>
+          <w:lang w:val="en-NZ"/>
+        </w:rPr>
+        <w:t xml:space="preserve"> </w:t>
+      </w:r>
+      <w:r>
+        <w:rPr>
+          <w:lang w:val="en-NZ"/>
+        </w:rPr>
+        <w:t>C</w:t>
+      </w:r>
+      <w:r>
+        <w:rPr>
+          <w:lang w:val="en-NZ"/>
+        </w:rPr>
+        <w:t>onsistently keep members updated.</w:t>
+      </w:r>
+    </w:p>
+    <w:p>
+      <w:pPr>
+        <w:rPr>
+          <w:lang w:val="en-NZ"/>
+        </w:rPr>
+      </w:pPr>
+      <w:r>
+        <w:rPr>
+          <w:b/>
+          <w:bCs/>
+          <w:lang w:val="en-NZ"/>
+        </w:rPr>
+        <w:t>Improvements</w:t>
+      </w:r>
+      <w:r>
+        <w:rPr>
+          <w:b/>
+          <w:bCs/>
+          <w:lang w:val="en-NZ"/>
+        </w:rPr>
+        <w:t>:</w:t>
+      </w:r>
+      <w:r>
+        <w:rPr>
+          <w:lang w:val="en-NZ"/>
+        </w:rPr>
+        <w:t xml:space="preserve"> </w:t>
+      </w:r>
+      <w:r>
+        <w:rPr>
+          <w:lang w:val="en-NZ"/>
+        </w:rPr>
+        <w:t xml:space="preserve">Consistent feedback </w:t>
+      </w:r>
+      <w:r>
+        <w:rPr>
+          <w:lang w:val="en-NZ"/>
+        </w:rPr>
+        <w:t>from</w:t>
+      </w:r>
+      <w:r>
+        <w:rPr>
+          <w:lang w:val="en-NZ"/>
+        </w:rPr>
+        <w:t xml:space="preserve"> </w:t>
+      </w:r>
+      <w:r>
+        <w:rPr>
+          <w:lang w:val="en-NZ"/>
+        </w:rPr>
+        <w:t>Client and Supervisor</w:t>
+      </w:r>
+      <w:r>
+        <w:rPr>
+          <w:lang w:val="en-NZ"/>
+        </w:rPr>
+        <w:t xml:space="preserve"> for </w:t>
+      </w:r>
+      <w:r>
+        <w:rPr>
+          <w:lang w:val="en-NZ"/>
+        </w:rPr>
+        <w:t xml:space="preserve">continuous </w:t>
+      </w:r>
+      <w:r>
+        <w:rPr>
+          <w:lang w:val="en-NZ"/>
+        </w:rPr>
+        <w:t>improvement (as per STLC methodology).</w:t>
+      </w:r>
+      <w:r>
+        <w:rPr>
+          <w:lang w:val="en-NZ"/>
+        </w:rPr>
+        <w:t xml:space="preserve"> </w:t>
+      </w:r>
+    </w:p>
+    <w:p>
+      <w:pPr>
+        <w:tabs>
+          <w:tab w:val="left" w:pos="7620"/>
+        </w:tabs>
+        <w:rPr>
+          <w:lang w:val="en-NZ"/>
+        </w:rPr>
+      </w:pPr>
     </w:p>
     <w:sectPr>
       <w:pgSz w:w="12240" w:h="15840"/>
@@ -277,6 +652,232 @@
 <file path=word/numbering.xml><?xml version="1.0" encoding="utf-8"?>
 <w:numbering xmlns:wpc="http://schemas.microsoft.com/office/word/2010/wordprocessingCanvas" xmlns:cx="http://schemas.microsoft.com/office/drawing/2014/chartex" xmlns:cx1="http://schemas.microsoft.com/office/drawing/2015/9/8/chartex" xmlns:cx2="http://schemas.microsoft.com/office/drawing/2015/10/21/chartex" xmlns:cx3="http://schemas.microsoft.com/office/drawing/2016/5/9/chartex" xmlns:cx4="http://schemas.microsoft.com/office/drawing/2016/5/10/chartex" xmlns:cx5="http://schemas.microsoft.com/office/drawing/2016/5/11/chartex" xmlns:cx6="http://schemas.microsoft.com/office/drawing/2016/5/12/chartex" xmlns:cx7="http://schemas.microsoft.com/office/drawing/2016/5/13/chartex" xmlns:cx8="http://schemas.microsoft.com/office/drawing/2016/5/14/chartex" xmlns:mc="http://schemas.openxmlformats.org/markup-compatibility/2006" xmlns:aink="http://schemas.microsoft.com/office/drawing/2016/ink" xmlns:am3d="http://schemas.microsoft.com/office/drawing/2017/model3d" xmlns:o="urn:schemas-microsoft-com:office:office" xmlns:oel="http://schemas.microsoft.com/office/2019/extlst" xmlns:r="http://schemas.openxmlformats.org/officeDocument/2006/relationships" xmlns:m="http://schemas.openxmlformats.org/officeDocument/2006/math" xmlns:v="urn:schemas-microsoft-com:vml" xmlns:wp14="http://schemas.microsoft.com/office/word/2010/wordprocessingDrawing" xmlns:wp="http://schemas.openxmlformats.org/drawingml/2006/wordprocessingDrawing" xmlns:w10="urn:schemas-microsoft-com:office:word" xmlns:w="http://schemas.openxmlformats.org/wordprocessingml/2006/main" xmlns:w14="http://schemas.microsoft.com/office/word/2010/wordml" xmlns:w15="http://schemas.microsoft.com/office/word/2012/wordml" xmlns:w16cex="http://schemas.microsoft.com/office/word/2018/wordml/cex" xmlns:w16cid="http://schemas.microsoft.com/office/word/2016/wordml/cid" xmlns:w16="http://schemas.microsoft.com/office/word/2018/wordml" xmlns:w16du="http://schemas.microsoft.com/office/word/2023/wordml/word16du" xmlns:w16sdtdh="http://schemas.microsoft.com/office/word/2020/wordml/sdtdatahash" xmlns:w16sdtfl="http://schemas.microsoft.com/office/word/2024/wordml/sdtformatlock" xmlns:w16se="http://schemas.microsoft.com/office/word/2015/wordml/symex" xmlns:wpg="http://schemas.microsoft.com/office/word/2010/wordprocessingGroup" xmlns:wpi="http://schemas.microsoft.com/office/word/2010/wordprocessingInk" xmlns:wne="http://schemas.microsoft.com/office/word/2006/wordml" xmlns:wps="http://schemas.microsoft.com/office/word/2010/wordprocessingShape" mc:Ignorable="w14 w15 w16se w16cid w16 w16cex w16sdtdh w16sdtfl w16du wp14">
   <w:abstractNum w:abstractNumId="0" w15:restartNumberingAfterBreak="0">
+    <w:nsid w:val="104C6863"/>
+    <w:multiLevelType w:val="hybridMultilevel"/>
+    <w:tmpl w:val="E6805938"/>
+    <w:lvl w:ilvl="0" w:tplc="0C090001">
+      <w:start w:val="1"/>
+      <w:numFmt w:val="bullet"/>
+      <w:lvlText w:val=""/>
+      <w:lvlJc w:val="left"/>
+      <w:pPr>
+        <w:ind w:left="720" w:hanging="360"/>
+      </w:pPr>
+      <w:rPr>
+        <w:rFonts w:ascii="Symbol" w:hAnsi="Symbol" w:hint="default"/>
+      </w:rPr>
+    </w:lvl>
+    <w:lvl w:ilvl="1" w:tplc="0C090003" w:tentative="1">
+      <w:start w:val="1"/>
+      <w:numFmt w:val="bullet"/>
+      <w:lvlText w:val="o"/>
+      <w:lvlJc w:val="left"/>
+      <w:pPr>
+        <w:ind w:left="1440" w:hanging="360"/>
+      </w:pPr>
+      <w:rPr>
+        <w:rFonts w:ascii="Courier New" w:hAnsi="Courier New" w:cs="Courier New" w:hint="default"/>
+      </w:rPr>
+    </w:lvl>
+    <w:lvl w:ilvl="2" w:tplc="0C090005" w:tentative="1">
+      <w:start w:val="1"/>
+      <w:numFmt w:val="bullet"/>
+      <w:lvlText w:val=""/>
+      <w:lvlJc w:val="left"/>
+      <w:pPr>
+        <w:ind w:left="2160" w:hanging="360"/>
+      </w:pPr>
+      <w:rPr>
+        <w:rFonts w:ascii="Wingdings" w:hAnsi="Wingdings" w:hint="default"/>
+      </w:rPr>
+    </w:lvl>
+    <w:lvl w:ilvl="3" w:tplc="0C090001" w:tentative="1">
+      <w:start w:val="1"/>
+      <w:numFmt w:val="bullet"/>
+      <w:lvlText w:val=""/>
+      <w:lvlJc w:val="left"/>
+      <w:pPr>
+        <w:ind w:left="2880" w:hanging="360"/>
+      </w:pPr>
+      <w:rPr>
+        <w:rFonts w:ascii="Symbol" w:hAnsi="Symbol" w:hint="default"/>
+      </w:rPr>
+    </w:lvl>
+    <w:lvl w:ilvl="4" w:tplc="0C090003" w:tentative="1">
+      <w:start w:val="1"/>
+      <w:numFmt w:val="bullet"/>
+      <w:lvlText w:val="o"/>
+      <w:lvlJc w:val="left"/>
+      <w:pPr>
+        <w:ind w:left="3600" w:hanging="360"/>
+      </w:pPr>
+      <w:rPr>
+        <w:rFonts w:ascii="Courier New" w:hAnsi="Courier New" w:cs="Courier New" w:hint="default"/>
+      </w:rPr>
+    </w:lvl>
+    <w:lvl w:ilvl="5" w:tplc="0C090005" w:tentative="1">
+      <w:start w:val="1"/>
+      <w:numFmt w:val="bullet"/>
+      <w:lvlText w:val=""/>
+      <w:lvlJc w:val="left"/>
+      <w:pPr>
+        <w:ind w:left="4320" w:hanging="360"/>
+      </w:pPr>
+      <w:rPr>
+        <w:rFonts w:ascii="Wingdings" w:hAnsi="Wingdings" w:hint="default"/>
+      </w:rPr>
+    </w:lvl>
+    <w:lvl w:ilvl="6" w:tplc="0C090001" w:tentative="1">
+      <w:start w:val="1"/>
+      <w:numFmt w:val="bullet"/>
+      <w:lvlText w:val=""/>
+      <w:lvlJc w:val="left"/>
+      <w:pPr>
+        <w:ind w:left="5040" w:hanging="360"/>
+      </w:pPr>
+      <w:rPr>
+        <w:rFonts w:ascii="Symbol" w:hAnsi="Symbol" w:hint="default"/>
+      </w:rPr>
+    </w:lvl>
+    <w:lvl w:ilvl="7" w:tplc="0C090003" w:tentative="1">
+      <w:start w:val="1"/>
+      <w:numFmt w:val="bullet"/>
+      <w:lvlText w:val="o"/>
+      <w:lvlJc w:val="left"/>
+      <w:pPr>
+        <w:ind w:left="5760" w:hanging="360"/>
+      </w:pPr>
+      <w:rPr>
+        <w:rFonts w:ascii="Courier New" w:hAnsi="Courier New" w:cs="Courier New" w:hint="default"/>
+      </w:rPr>
+    </w:lvl>
+    <w:lvl w:ilvl="8" w:tplc="0C090005" w:tentative="1">
+      <w:start w:val="1"/>
+      <w:numFmt w:val="bullet"/>
+      <w:lvlText w:val=""/>
+      <w:lvlJc w:val="left"/>
+      <w:pPr>
+        <w:ind w:left="6480" w:hanging="360"/>
+      </w:pPr>
+      <w:rPr>
+        <w:rFonts w:ascii="Wingdings" w:hAnsi="Wingdings" w:hint="default"/>
+      </w:rPr>
+    </w:lvl>
+  </w:abstractNum>
+  <w:abstractNum w:abstractNumId="1" w15:restartNumberingAfterBreak="0">
+    <w:nsid w:val="51404F1D"/>
+    <w:multiLevelType w:val="hybridMultilevel"/>
+    <w:tmpl w:val="C22A4D44"/>
+    <w:lvl w:ilvl="0" w:tplc="0C090001">
+      <w:start w:val="1"/>
+      <w:numFmt w:val="bullet"/>
+      <w:lvlText w:val=""/>
+      <w:lvlJc w:val="left"/>
+      <w:pPr>
+        <w:ind w:left="720" w:hanging="360"/>
+      </w:pPr>
+      <w:rPr>
+        <w:rFonts w:ascii="Symbol" w:hAnsi="Symbol" w:hint="default"/>
+      </w:rPr>
+    </w:lvl>
+    <w:lvl w:ilvl="1" w:tplc="0C090003" w:tentative="1">
+      <w:start w:val="1"/>
+      <w:numFmt w:val="bullet"/>
+      <w:lvlText w:val="o"/>
+      <w:lvlJc w:val="left"/>
+      <w:pPr>
+        <w:ind w:left="1440" w:hanging="360"/>
+      </w:pPr>
+      <w:rPr>
+        <w:rFonts w:ascii="Courier New" w:hAnsi="Courier New" w:cs="Courier New" w:hint="default"/>
+      </w:rPr>
+    </w:lvl>
+    <w:lvl w:ilvl="2" w:tplc="0C090005" w:tentative="1">
+      <w:start w:val="1"/>
+      <w:numFmt w:val="bullet"/>
+      <w:lvlText w:val=""/>
+      <w:lvlJc w:val="left"/>
+      <w:pPr>
+        <w:ind w:left="2160" w:hanging="360"/>
+      </w:pPr>
+      <w:rPr>
+        <w:rFonts w:ascii="Wingdings" w:hAnsi="Wingdings" w:hint="default"/>
+      </w:rPr>
+    </w:lvl>
+    <w:lvl w:ilvl="3" w:tplc="0C090001" w:tentative="1">
+      <w:start w:val="1"/>
+      <w:numFmt w:val="bullet"/>
+      <w:lvlText w:val=""/>
+      <w:lvlJc w:val="left"/>
+      <w:pPr>
+        <w:ind w:left="2880" w:hanging="360"/>
+      </w:pPr>
+      <w:rPr>
+        <w:rFonts w:ascii="Symbol" w:hAnsi="Symbol" w:hint="default"/>
+      </w:rPr>
+    </w:lvl>
+    <w:lvl w:ilvl="4" w:tplc="0C090003" w:tentative="1">
+      <w:start w:val="1"/>
+      <w:numFmt w:val="bullet"/>
+      <w:lvlText w:val="o"/>
+      <w:lvlJc w:val="left"/>
+      <w:pPr>
+        <w:ind w:left="3600" w:hanging="360"/>
+      </w:pPr>
+      <w:rPr>
+        <w:rFonts w:ascii="Courier New" w:hAnsi="Courier New" w:cs="Courier New" w:hint="default"/>
+      </w:rPr>
+    </w:lvl>
+    <w:lvl w:ilvl="5" w:tplc="0C090005" w:tentative="1">
+      <w:start w:val="1"/>
+      <w:numFmt w:val="bullet"/>
+      <w:lvlText w:val=""/>
+      <w:lvlJc w:val="left"/>
+      <w:pPr>
+        <w:ind w:left="4320" w:hanging="360"/>
+      </w:pPr>
+      <w:rPr>
+        <w:rFonts w:ascii="Wingdings" w:hAnsi="Wingdings" w:hint="default"/>
+      </w:rPr>
+    </w:lvl>
+    <w:lvl w:ilvl="6" w:tplc="0C090001" w:tentative="1">
+      <w:start w:val="1"/>
+      <w:numFmt w:val="bullet"/>
+      <w:lvlText w:val=""/>
+      <w:lvlJc w:val="left"/>
+      <w:pPr>
+        <w:ind w:left="5040" w:hanging="360"/>
+      </w:pPr>
+      <w:rPr>
+        <w:rFonts w:ascii="Symbol" w:hAnsi="Symbol" w:hint="default"/>
+      </w:rPr>
+    </w:lvl>
+    <w:lvl w:ilvl="7" w:tplc="0C090003" w:tentative="1">
+      <w:start w:val="1"/>
+      <w:numFmt w:val="bullet"/>
+      <w:lvlText w:val="o"/>
+      <w:lvlJc w:val="left"/>
+      <w:pPr>
+        <w:ind w:left="5760" w:hanging="360"/>
+      </w:pPr>
+      <w:rPr>
+        <w:rFonts w:ascii="Courier New" w:hAnsi="Courier New" w:cs="Courier New" w:hint="default"/>
+      </w:rPr>
+    </w:lvl>
+    <w:lvl w:ilvl="8" w:tplc="0C090005" w:tentative="1">
+      <w:start w:val="1"/>
+      <w:numFmt w:val="bullet"/>
+      <w:lvlText w:val=""/>
+      <w:lvlJc w:val="left"/>
+      <w:pPr>
+        <w:ind w:left="6480" w:hanging="360"/>
+      </w:pPr>
+      <w:rPr>
+        <w:rFonts w:ascii="Wingdings" w:hAnsi="Wingdings" w:hint="default"/>
+      </w:rPr>
+    </w:lvl>
+  </w:abstractNum>
+  <w:abstractNum w:abstractNumId="2" w15:restartNumberingAfterBreak="0">
     <w:nsid w:val="7D12719A"/>
     <w:multiLevelType w:val="hybridMultilevel"/>
     <w:tmpl w:val="044E7E8C"/>
@@ -390,7 +991,13 @@
     </w:lvl>
   </w:abstractNum>
   <w:num w:numId="1" w16cid:durableId="1791437345">
+    <w:abstractNumId w:val="2"/>
+  </w:num>
+  <w:num w:numId="2" w16cid:durableId="954025848">
     <w:abstractNumId w:val="0"/>
+  </w:num>
+  <w:num w:numId="3" w16cid:durableId="1960061205">
+    <w:abstractNumId w:val="1"/>
   </w:num>
 </w:numbering>
 </file>
